--- a/Immersive-Experience/walls-of-memory-singapore-1942.docx
+++ b/Immersive-Experience/walls-of-memory-singapore-1942.docx
@@ -2356,7 +2356,7 @@
         <w:pStyle w:val="Compact"/>
       </w:pPr>
       <w:r>
-        <w:t xml:space="preserve">D1 ⭐ Experience DD — the memorial arc across invasion chapters, projection space + visitor flow, content-sensitivity plan, feasibility vs. the CS engine plan</w:t>
+        <w:t xml:space="preserve">D1 ⭐ Features DD — the memorial arc across invasion chapters, projection space + visitor flow, content-sensitivity plan, feasibility vs. the CS engine plan</w:t>
       </w:r>
     </w:p>
     <w:p>
@@ -2380,7 +2380,7 @@
         <w:pStyle w:val="Compact"/>
       </w:pPr>
       <w:r>
-        <w:t xml:space="preserve">TU1 ⭐ UI Standards &amp; Wireframe Baseline — both surfaces: wall (attract state, caption readability at distance) and control-deck flows</w:t>
+        <w:t xml:space="preserve">U1 ⭐ (UI/UX) UI Standards &amp; Wireframe Baseline — both surfaces: wall (attract state, caption readability at distance) and control-deck flows</w:t>
       </w:r>
     </w:p>
     <w:p>
@@ -2431,7 +2431,7 @@
         <w:pStyle w:val="Compact"/>
       </w:pPr>
       <w:r>
-        <w:t xml:space="preserve">TU1 ⭐ Functional UI &amp; Usability — Immersive screens, diegetic-first on the wall (entry/attract · pause/exit · settings incl. volume and sensitive-content notice · instructions) + a first-time docent operates the control deck unaided</w:t>
+        <w:t xml:space="preserve">U1 ⭐ (UI/UX) Functional UI &amp; Usability — Immersive screens, diegetic-first on the wall (entry/attract · pause/exit · settings incl. volume and sensitive-content notice · instructions) + a first-time docent operates the control deck unaided</w:t>
       </w:r>
     </w:p>
     <w:p>

--- a/Immersive-Experience/walls-of-memory-singapore-1942.docx
+++ b/Immersive-Experience/walls-of-memory-singapore-1942.docx
@@ -2374,18 +2374,6 @@
     <w:p>
       <w:pPr>
         <w:numPr>
-          <w:ilvl w:val="1"/>
-          <w:numId w:val="1019"/>
-        </w:numPr>
-        <w:pStyle w:val="Compact"/>
-      </w:pPr>
-      <w:r>
-        <w:t xml:space="preserve">U1 ⭐ (UI/UX) UI Standards &amp; Wireframe Baseline — both surfaces: wall (attract state, caption readability at distance) and control-deck flows</w:t>
-      </w:r>
-    </w:p>
-    <w:p>
-      <w:pPr>
-        <w:numPr>
           <w:ilvl w:val="0"/>
           <w:numId w:val="1018"/>
         </w:numPr>
@@ -2407,7 +2395,7 @@
         <w:pStyle w:val="Compact"/>
       </w:pPr>
       <w:r>
-        <w:t xml:space="preserve">D1 ⭐ UX validation with visitors; final polished control-deck UI + wall entry/attract states on the mobile target</w:t>
+        <w:t xml:space="preserve">D1 ⭐ Features Design Iteration &amp; Showcase Readiness</w:t>
       </w:r>
     </w:p>
     <w:p>
@@ -2425,18 +2413,6 @@
     <w:p>
       <w:pPr>
         <w:numPr>
-          <w:ilvl w:val="1"/>
-          <w:numId w:val="1020"/>
-        </w:numPr>
-        <w:pStyle w:val="Compact"/>
-      </w:pPr>
-      <w:r>
-        <w:t xml:space="preserve">U1 ⭐ (UI/UX) Functional UI &amp; Usability — Immersive screens, diegetic-first on the wall (entry/attract · pause/exit · settings incl. volume and sensitive-content notice · instructions) + a first-time docent operates the control deck unaided</w:t>
-      </w:r>
-    </w:p>
-    <w:p>
-      <w:pPr>
-        <w:numPr>
           <w:ilvl w:val="0"/>
           <w:numId w:val="1018"/>
         </w:numPr>
@@ -2446,6 +2422,72 @@
         <w:rPr>
           <w:b/>
         </w:rPr>
+        <w:t xml:space="preserve">UI/UX M1:</w:t>
+      </w:r>
+    </w:p>
+    <w:p>
+      <w:pPr>
+        <w:numPr>
+          <w:ilvl w:val="1"/>
+          <w:numId w:val="1021"/>
+        </w:numPr>
+        <w:pStyle w:val="Compact"/>
+      </w:pPr>
+      <w:r>
+        <w:t xml:space="preserve">U1 ⭐ UI Standards &amp; Wireframe Baseline — both surfaces: wall (attract state, caption readability at distance) and control-deck flows</w:t>
+      </w:r>
+    </w:p>
+    <w:p>
+      <w:pPr>
+        <w:numPr>
+          <w:ilvl w:val="0"/>
+          <w:numId w:val="1018"/>
+        </w:numPr>
+        <w:pStyle w:val="Compact"/>
+      </w:pPr>
+      <w:r>
+        <w:rPr>
+          <w:b/>
+        </w:rPr>
+        <w:t xml:space="preserve">UI/UX M2:</w:t>
+      </w:r>
+    </w:p>
+    <w:p>
+      <w:pPr>
+        <w:numPr>
+          <w:ilvl w:val="1"/>
+          <w:numId w:val="1022"/>
+        </w:numPr>
+        <w:pStyle w:val="Compact"/>
+      </w:pPr>
+      <w:r>
+        <w:t xml:space="preserve">U2 ⭐ UX Validation &amp; Final Polished UI — UX validation with visitors; final polished control-deck UI + wall entry/attract states on the mobile target</w:t>
+      </w:r>
+    </w:p>
+    <w:p>
+      <w:pPr>
+        <w:numPr>
+          <w:ilvl w:val="1"/>
+          <w:numId w:val="1022"/>
+        </w:numPr>
+        <w:pStyle w:val="Compact"/>
+      </w:pPr>
+      <w:r>
+        <w:t xml:space="preserve">U1 ⭐ Functional UI &amp; Usability — Immersive screens, diegetic-first on the wall (entry/attract · pause/exit · settings incl. volume and sensitive-content notice · instructions) + a first-time docent operates the control deck unaided</w:t>
+      </w:r>
+    </w:p>
+    <w:p>
+      <w:pPr>
+        <w:numPr>
+          <w:ilvl w:val="0"/>
+          <w:numId w:val="1018"/>
+        </w:numPr>
+        <w:pStyle w:val="Compact"/>
+      </w:pPr>
+      <w:r>
+        <w:rPr>
+          <w:b/>
+        </w:rPr>
         <w:t xml:space="preserve">Art M1:</w:t>
       </w:r>
     </w:p>
@@ -2453,7 +2495,7 @@
       <w:pPr>
         <w:numPr>
           <w:ilvl w:val="1"/>
-          <w:numId w:val="1021"/>
+          <w:numId w:val="1023"/>
         </w:numPr>
         <w:pStyle w:val="Compact"/>
       </w:pPr>
@@ -2465,7 +2507,7 @@
       <w:pPr>
         <w:numPr>
           <w:ilvl w:val="1"/>
-          <w:numId w:val="1021"/>
+          <w:numId w:val="1023"/>
         </w:numPr>
         <w:pStyle w:val="Compact"/>
       </w:pPr>
@@ -2477,7 +2519,7 @@
       <w:pPr>
         <w:numPr>
           <w:ilvl w:val="1"/>
-          <w:numId w:val="1021"/>
+          <w:numId w:val="1023"/>
         </w:numPr>
         <w:pStyle w:val="Compact"/>
       </w:pPr>
@@ -2489,7 +2531,7 @@
       <w:pPr>
         <w:numPr>
           <w:ilvl w:val="1"/>
-          <w:numId w:val="1021"/>
+          <w:numId w:val="1023"/>
         </w:numPr>
         <w:pStyle w:val="Compact"/>
       </w:pPr>
@@ -2516,7 +2558,7 @@
       <w:pPr>
         <w:numPr>
           <w:ilvl w:val="1"/>
-          <w:numId w:val="1022"/>
+          <w:numId w:val="1024"/>
         </w:numPr>
         <w:pStyle w:val="Compact"/>
       </w:pPr>
@@ -2528,7 +2570,7 @@
       <w:pPr>
         <w:numPr>
           <w:ilvl w:val="1"/>
-          <w:numId w:val="1022"/>
+          <w:numId w:val="1024"/>
         </w:numPr>
         <w:pStyle w:val="Compact"/>
       </w:pPr>
@@ -2540,7 +2582,7 @@
       <w:pPr>
         <w:numPr>
           <w:ilvl w:val="1"/>
-          <w:numId w:val="1022"/>
+          <w:numId w:val="1024"/>
         </w:numPr>
         <w:pStyle w:val="Compact"/>
       </w:pPr>
@@ -2552,7 +2594,7 @@
       <w:pPr>
         <w:numPr>
           <w:ilvl w:val="1"/>
-          <w:numId w:val="1022"/>
+          <w:numId w:val="1024"/>
         </w:numPr>
         <w:pStyle w:val="Compact"/>
       </w:pPr>
@@ -2579,7 +2621,7 @@
       <w:pPr>
         <w:numPr>
           <w:ilvl w:val="1"/>
-          <w:numId w:val="1023"/>
+          <w:numId w:val="1025"/>
         </w:numPr>
         <w:pStyle w:val="Compact"/>
       </w:pPr>
@@ -2606,7 +2648,7 @@
       <w:pPr>
         <w:numPr>
           <w:ilvl w:val="1"/>
-          <w:numId w:val="1024"/>
+          <w:numId w:val="1026"/>
         </w:numPr>
         <w:pStyle w:val="Compact"/>
       </w:pPr>
@@ -2618,7 +2660,7 @@
       <w:pPr>
         <w:numPr>
           <w:ilvl w:val="1"/>
-          <w:numId w:val="1024"/>
+          <w:numId w:val="1026"/>
         </w:numPr>
         <w:pStyle w:val="Compact"/>
       </w:pPr>
@@ -2953,6 +2995,12 @@
     <w:abstractNumId w:val="991"/>
   </w:num>
   <w:num w:numId="1024">
+    <w:abstractNumId w:val="991"/>
+  </w:num>
+  <w:num w:numId="1025">
+    <w:abstractNumId w:val="991"/>
+  </w:num>
+  <w:num w:numId="1026">
     <w:abstractNumId w:val="991"/>
   </w:num>
 </w:numbering>

--- a/Immersive-Experience/walls-of-memory-singapore-1942.docx
+++ b/Immersive-Experience/walls-of-memory-singapore-1942.docx
@@ -2626,7 +2626,19 @@
         <w:pStyle w:val="Compact"/>
       </w:pPr>
       <w:r>
-        <w:t xml:space="preserve">TA1 ⭐ Audio Direction &amp; Plan — wartime soundscape direction (sirens, radio, bombardment, silence of aftermath), archival-audio sourcing/licensing, spatial plan against the CS audio system</w:t>
+        <w:t xml:space="preserve">TA1 ⭐ Overall Audio Experience — initial BGM/SFX from the week-5 needs list present and working in the prototype, suitable and correctly triggered for this project.</w:t>
+      </w:r>
+    </w:p>
+    <w:p>
+      <w:pPr>
+        <w:numPr>
+          <w:ilvl w:val="1"/>
+          <w:numId w:val="1025"/>
+        </w:numPr>
+        <w:pStyle w:val="Compact"/>
+      </w:pPr>
+      <w:r>
+        <w:t xml:space="preserve">TA2 ⭐ Audio Engine Functionality — data-driven audio pipeline (add or replace audio without recompiling) and reliable multi-channel playback.</w:t>
       </w:r>
     </w:p>
     <w:p>
@@ -2653,7 +2665,19 @@
         <w:pStyle w:val="Compact"/>
       </w:pPr>
       <w:r>
-        <w:t xml:space="preserve">TA1 ⭐ Audio Integration &amp; Quality — Immersive floor: full Games floor (≥1 BGM + ≥6 SFX types) + the Spatial/Reactive Audio purple requirement; reactive moments graded from the gameplay recording</w:t>
+        <w:t xml:space="preserve">TA1 ⭐ Overall Audio Experience — Immersive floor: full Games floor (≥1 BGM + ≥6 SFX types) + the Spatial/Reactive Audio purple requirement; reactive moments graded from the gameplay recording</w:t>
+      </w:r>
+    </w:p>
+    <w:p>
+      <w:pPr>
+        <w:numPr>
+          <w:ilvl w:val="1"/>
+          <w:numId w:val="1026"/>
+        </w:numPr>
+        <w:pStyle w:val="Compact"/>
+      </w:pPr>
+      <w:r>
+        <w:t xml:space="preserve">TA2 ⭐ Audio Engine Functionality — audio properties de/serialised and the full playback functionality the build needs (multi-channel; advanced where the project calls for it).</w:t>
       </w:r>
     </w:p>
     <w:p>

--- a/Immersive-Experience/walls-of-memory-singapore-1942.docx
+++ b/Immersive-Experience/walls-of-memory-singapore-1942.docx
@@ -2368,7 +2368,7 @@
         <w:pStyle w:val="Compact"/>
       </w:pPr>
       <w:r>
-        <w:t xml:space="preserve">D2 Prototype — one chapter end to end: phone controls → wall reacts (greybox/Figma acceptable)</w:t>
+        <w:t xml:space="preserve">D2 Prototype — one chapter end to end: phone controls → wall reacts (greybox acceptable) · prototype in Unity</w:t>
       </w:r>
     </w:p>
     <w:p>
